--- a/DVAI-Meet-Product-Documentation.docx
+++ b/DVAI-Meet-Product-Documentation.docx
@@ -235,15 +235,7 @@
           <w:sz w:val="21"/>
           <w:szCs w:val="21"/>
         </w:rPr>
-        <w:t>DVAI Connect</w:t>
-      </w:r>
-      <w:r>
-        <w:rPr>
-          <w:color w:val="D9D9D9" w:themeColor="background1" w:themeShade="D9"/>
-          <w:sz w:val="21"/>
-          <w:szCs w:val="21"/>
-        </w:rPr>
-        <w:t xml:space="preserve"> is a next-generation video conferencing platform built from the ground up for organizations that refuse to compromise on privacy, security, or intelligence. Every call is protected by military-grade end-to-end encryption. Every meeting transcript, summary, and action item is generated entirely on-device — your data never leaves your hardware.</w:t>
+        <w:t>DVAI Connect is a next-generation video conferencing platform built from the ground up for organizations that refuse to compromise on privacy, security, or intelligence. Every call is protected by military-grade end-to-end encryption. Every meeting transcript, summary, and action item is generated entirely on-device — your data never leaves your hardware.</w:t>
       </w:r>
     </w:p>
     <w:p>
@@ -314,12 +306,6 @@
         <w:gridCol w:w="3360"/>
       </w:tblGrid>
       <w:tr>
-        <w:tblPrEx>
-          <w:tblCellMar>
-            <w:top w:w="0" w:type="dxa"/>
-            <w:bottom w:w="0" w:type="dxa"/>
-          </w:tblCellMar>
-        </w:tblPrEx>
         <w:tc>
           <w:tcPr>
             <w:tcW w:w="3360" w:type="dxa"/>
@@ -530,6 +516,7 @@
         <w:rPr>
           <w:i/>
           <w:iCs/>
+          <w:noProof/>
           <w:color w:val="00A8A8"/>
           <w:sz w:val="18"/>
           <w:szCs w:val="18"/>
@@ -604,15 +591,7 @@
           <w:sz w:val="21"/>
           <w:szCs w:val="21"/>
         </w:rPr>
-        <w:t>DVAI Connect</w:t>
-      </w:r>
-      <w:r>
-        <w:rPr>
-          <w:color w:val="D9D9D9" w:themeColor="background1" w:themeShade="D9"/>
-          <w:sz w:val="21"/>
-          <w:szCs w:val="21"/>
-        </w:rPr>
-        <w:t xml:space="preserve"> uses AES-GCM (Advanced Encryption Standard in Galois/Counter Mode) to encrypt all audio, video, screen shares, chat messages, and data streams in real-time. Encryption keys are generated locally on each participant's device and are never transmitted to or stored on DVAI servers.</w:t>
+        <w:t>DVAI Connect uses AES-GCM (Advanced Encryption Standard in Galois/Counter Mode) to encrypt all audio, video, screen shares, chat messages, and data streams in real-time. Encryption keys are generated locally on each participant's device and are never transmitted to or stored on DVAI servers.</w:t>
       </w:r>
     </w:p>
     <w:p>
@@ -781,7 +760,29 @@
           <w:sz w:val="28"/>
           <w:szCs w:val="28"/>
         </w:rPr>
-        <w:t>What This Means For You</w:t>
+        <w:t xml:space="preserve">What This Means </w:t>
+      </w:r>
+      <w:proofErr w:type="gramStart"/>
+      <w:r>
+        <w:rPr>
+          <w:b/>
+          <w:bCs/>
+          <w:color w:val="FFFFFF" w:themeColor="background1"/>
+          <w:sz w:val="28"/>
+          <w:szCs w:val="28"/>
+        </w:rPr>
+        <w:t>For</w:t>
+      </w:r>
+      <w:proofErr w:type="gramEnd"/>
+      <w:r>
+        <w:rPr>
+          <w:b/>
+          <w:bCs/>
+          <w:color w:val="FFFFFF" w:themeColor="background1"/>
+          <w:sz w:val="28"/>
+          <w:szCs w:val="28"/>
+        </w:rPr>
+        <w:t xml:space="preserve"> You</w:t>
       </w:r>
     </w:p>
     <w:p>
@@ -826,12 +827,6 @@
         <w:gridCol w:w="10080"/>
       </w:tblGrid>
       <w:tr>
-        <w:tblPrEx>
-          <w:tblCellMar>
-            <w:top w:w="0" w:type="dxa"/>
-            <w:bottom w:w="0" w:type="dxa"/>
-          </w:tblCellMar>
-        </w:tblPrEx>
         <w:tc>
           <w:tcPr>
             <w:tcW w:w="10080" w:type="dxa"/>
@@ -861,17 +856,7 @@
                 <w:sz w:val="20"/>
                 <w:szCs w:val="20"/>
               </w:rPr>
-              <w:t>DVAI Connect</w:t>
-            </w:r>
-            <w:r>
-              <w:rPr>
-                <w:i/>
-                <w:iCs/>
-                <w:color w:val="0F766E"/>
-                <w:sz w:val="20"/>
-                <w:szCs w:val="20"/>
-              </w:rPr>
-              <w:t xml:space="preserve"> servers act purely as encrypted relay nodes. We have zero access to your meeting content. This is not a policy — it is a mathematical guarantee.</w:t>
+              <w:t>DVAI Connect servers act purely as encrypted relay nodes. We have zero access to your meeting content. This is not a policy — it is a mathematical guarantee.</w:t>
             </w:r>
           </w:p>
         </w:tc>
@@ -927,6 +912,7 @@
         <w:rPr>
           <w:i/>
           <w:iCs/>
+          <w:noProof/>
           <w:color w:val="00A8A8"/>
           <w:sz w:val="18"/>
           <w:szCs w:val="18"/>
@@ -1007,23 +993,7 @@
           <w:sz w:val="21"/>
           <w:szCs w:val="21"/>
         </w:rPr>
-        <w:t>L</w:t>
-      </w:r>
-      <w:r>
-        <w:rPr>
-          <w:color w:val="D9D9D9" w:themeColor="background1" w:themeShade="D9"/>
-          <w:sz w:val="21"/>
-          <w:szCs w:val="21"/>
-        </w:rPr>
-        <w:t>ocal LLM and AI Agents (optimized for edge deployment)</w:t>
-      </w:r>
-      <w:r>
-        <w:rPr>
-          <w:color w:val="D9D9D9" w:themeColor="background1" w:themeShade="D9"/>
-          <w:sz w:val="21"/>
-          <w:szCs w:val="21"/>
-        </w:rPr>
-        <w:t xml:space="preserve"> p</w:t>
+        <w:t>Local LLM and AI Agents (optimized for edge deployment) p</w:t>
       </w:r>
       <w:r>
         <w:rPr>
@@ -1077,12 +1047,6 @@
         <w:gridCol w:w="5040"/>
       </w:tblGrid>
       <w:tr>
-        <w:tblPrEx>
-          <w:tblCellMar>
-            <w:top w:w="0" w:type="dxa"/>
-            <w:bottom w:w="0" w:type="dxa"/>
-          </w:tblCellMar>
-        </w:tblPrEx>
         <w:tc>
           <w:tcPr>
             <w:tcW w:w="5040" w:type="dxa"/>
@@ -1204,12 +1168,6 @@
         <w:gridCol w:w="5040"/>
       </w:tblGrid>
       <w:tr>
-        <w:tblPrEx>
-          <w:tblCellMar>
-            <w:top w:w="0" w:type="dxa"/>
-            <w:bottom w:w="0" w:type="dxa"/>
-          </w:tblCellMar>
-        </w:tblPrEx>
         <w:tc>
           <w:tcPr>
             <w:tcW w:w="5040" w:type="dxa"/>
@@ -1314,12 +1272,6 @@
         <w:gridCol w:w="10080"/>
       </w:tblGrid>
       <w:tr>
-        <w:tblPrEx>
-          <w:tblCellMar>
-            <w:top w:w="0" w:type="dxa"/>
-            <w:bottom w:w="0" w:type="dxa"/>
-          </w:tblCellMar>
-        </w:tblPrEx>
         <w:tc>
           <w:tcPr>
             <w:tcW w:w="10080" w:type="dxa"/>
@@ -1379,17 +1331,7 @@
                 <w:sz w:val="20"/>
                 <w:szCs w:val="20"/>
               </w:rPr>
-              <w:t xml:space="preserve"> powered by DVAI-EDGE</w:t>
-            </w:r>
-            <w:r>
-              <w:rPr>
-                <w:i/>
-                <w:iCs/>
-                <w:color w:val="0F766E"/>
-                <w:sz w:val="20"/>
-                <w:szCs w:val="20"/>
-              </w:rPr>
-              <w:t xml:space="preserve"> </w:t>
+              <w:t xml:space="preserve"> powered by DVAI-EDGE </w:t>
             </w:r>
             <w:r>
               <w:rPr>
@@ -1448,6 +1390,7 @@
         <w:rPr>
           <w:i/>
           <w:iCs/>
+          <w:noProof/>
           <w:color w:val="00A8A8"/>
           <w:sz w:val="18"/>
           <w:szCs w:val="18"/>
@@ -1522,12 +1465,6 @@
         <w:gridCol w:w="5040"/>
       </w:tblGrid>
       <w:tr>
-        <w:tblPrEx>
-          <w:tblCellMar>
-            <w:top w:w="0" w:type="dxa"/>
-            <w:bottom w:w="0" w:type="dxa"/>
-          </w:tblCellMar>
-        </w:tblPrEx>
         <w:tc>
           <w:tcPr>
             <w:tcW w:w="5040" w:type="dxa"/>
@@ -1633,12 +1570,6 @@
         <w:gridCol w:w="5040"/>
       </w:tblGrid>
       <w:tr>
-        <w:tblPrEx>
-          <w:tblCellMar>
-            <w:top w:w="0" w:type="dxa"/>
-            <w:bottom w:w="0" w:type="dxa"/>
-          </w:tblCellMar>
-        </w:tblPrEx>
         <w:tc>
           <w:tcPr>
             <w:tcW w:w="5040" w:type="dxa"/>
@@ -1744,12 +1675,6 @@
         <w:gridCol w:w="5040"/>
       </w:tblGrid>
       <w:tr>
-        <w:tblPrEx>
-          <w:tblCellMar>
-            <w:top w:w="0" w:type="dxa"/>
-            <w:bottom w:w="0" w:type="dxa"/>
-          </w:tblCellMar>
-        </w:tblPrEx>
         <w:tc>
           <w:tcPr>
             <w:tcW w:w="5040" w:type="dxa"/>
@@ -1855,12 +1780,6 @@
         <w:gridCol w:w="5040"/>
       </w:tblGrid>
       <w:tr>
-        <w:tblPrEx>
-          <w:tblCellMar>
-            <w:top w:w="0" w:type="dxa"/>
-            <w:bottom w:w="0" w:type="dxa"/>
-          </w:tblCellMar>
-        </w:tblPrEx>
         <w:tc>
           <w:tcPr>
             <w:tcW w:w="5040" w:type="dxa"/>
@@ -1895,7 +1814,25 @@
                 <w:sz w:val="19"/>
                 <w:szCs w:val="19"/>
               </w:rPr>
-              <w:t>Raise your hand to get the speaker's attention without unmuting. Visual indicators appear on your tile and in the participants panel.</w:t>
+              <w:t xml:space="preserve">Raise your hand to get the speaker's attention without unmuting. Visual indicators appear on your tile and in the </w:t>
+            </w:r>
+            <w:proofErr w:type="gramStart"/>
+            <w:r>
+              <w:rPr>
+                <w:color w:val="475569"/>
+                <w:sz w:val="19"/>
+                <w:szCs w:val="19"/>
+              </w:rPr>
+              <w:t>participants</w:t>
+            </w:r>
+            <w:proofErr w:type="gramEnd"/>
+            <w:r>
+              <w:rPr>
+                <w:color w:val="475569"/>
+                <w:sz w:val="19"/>
+                <w:szCs w:val="19"/>
+              </w:rPr>
+              <w:t xml:space="preserve"> panel.</w:t>
             </w:r>
           </w:p>
         </w:tc>
@@ -2004,12 +1941,6 @@
         <w:gridCol w:w="10080"/>
       </w:tblGrid>
       <w:tr>
-        <w:tblPrEx>
-          <w:tblCellMar>
-            <w:top w:w="0" w:type="dxa"/>
-            <w:bottom w:w="0" w:type="dxa"/>
-          </w:tblCellMar>
-        </w:tblPrEx>
         <w:tc>
           <w:tcPr>
             <w:tcW w:w="10080" w:type="dxa"/>
@@ -2088,12 +2019,6 @@
         <w:gridCol w:w="10080"/>
       </w:tblGrid>
       <w:tr>
-        <w:tblPrEx>
-          <w:tblCellMar>
-            <w:top w:w="0" w:type="dxa"/>
-            <w:bottom w:w="0" w:type="dxa"/>
-          </w:tblCellMar>
-        </w:tblPrEx>
         <w:tc>
           <w:tcPr>
             <w:tcW w:w="10080" w:type="dxa"/>
@@ -2172,12 +2097,6 @@
         <w:gridCol w:w="10080"/>
       </w:tblGrid>
       <w:tr>
-        <w:tblPrEx>
-          <w:tblCellMar>
-            <w:top w:w="0" w:type="dxa"/>
-            <w:bottom w:w="0" w:type="dxa"/>
-          </w:tblCellMar>
-        </w:tblPrEx>
         <w:tc>
           <w:tcPr>
             <w:tcW w:w="10080" w:type="dxa"/>
@@ -2256,12 +2175,6 @@
         <w:gridCol w:w="10080"/>
       </w:tblGrid>
       <w:tr>
-        <w:tblPrEx>
-          <w:tblCellMar>
-            <w:top w:w="0" w:type="dxa"/>
-            <w:bottom w:w="0" w:type="dxa"/>
-          </w:tblCellMar>
-        </w:tblPrEx>
         <w:tc>
           <w:tcPr>
             <w:tcW w:w="10080" w:type="dxa"/>
@@ -2340,12 +2253,6 @@
         <w:gridCol w:w="10080"/>
       </w:tblGrid>
       <w:tr>
-        <w:tblPrEx>
-          <w:tblCellMar>
-            <w:top w:w="0" w:type="dxa"/>
-            <w:bottom w:w="0" w:type="dxa"/>
-          </w:tblCellMar>
-        </w:tblPrEx>
         <w:tc>
           <w:tcPr>
             <w:tcW w:w="10080" w:type="dxa"/>
@@ -2440,12 +2347,6 @@
         <w:gridCol w:w="10080"/>
       </w:tblGrid>
       <w:tr>
-        <w:tblPrEx>
-          <w:tblCellMar>
-            <w:top w:w="0" w:type="dxa"/>
-            <w:bottom w:w="0" w:type="dxa"/>
-          </w:tblCellMar>
-        </w:tblPrEx>
         <w:tc>
           <w:tcPr>
             <w:tcW w:w="10080" w:type="dxa"/>
@@ -2595,12 +2496,6 @@
         <w:gridCol w:w="10080"/>
       </w:tblGrid>
       <w:tr>
-        <w:tblPrEx>
-          <w:tblCellMar>
-            <w:top w:w="0" w:type="dxa"/>
-            <w:bottom w:w="0" w:type="dxa"/>
-          </w:tblCellMar>
-        </w:tblPrEx>
         <w:tc>
           <w:tcPr>
             <w:tcW w:w="10080" w:type="dxa"/>
@@ -2679,12 +2574,6 @@
         <w:gridCol w:w="10080"/>
       </w:tblGrid>
       <w:tr>
-        <w:tblPrEx>
-          <w:tblCellMar>
-            <w:top w:w="0" w:type="dxa"/>
-            <w:bottom w:w="0" w:type="dxa"/>
-          </w:tblCellMar>
-        </w:tblPrEx>
         <w:tc>
           <w:tcPr>
             <w:tcW w:w="10080" w:type="dxa"/>
@@ -2781,12 +2670,6 @@
         <w:gridCol w:w="10080"/>
       </w:tblGrid>
       <w:tr>
-        <w:tblPrEx>
-          <w:tblCellMar>
-            <w:top w:w="0" w:type="dxa"/>
-            <w:bottom w:w="0" w:type="dxa"/>
-          </w:tblCellMar>
-        </w:tblPrEx>
         <w:tc>
           <w:tcPr>
             <w:tcW w:w="10080" w:type="dxa"/>
@@ -2865,12 +2748,6 @@
         <w:gridCol w:w="10080"/>
       </w:tblGrid>
       <w:tr>
-        <w:tblPrEx>
-          <w:tblCellMar>
-            <w:top w:w="0" w:type="dxa"/>
-            <w:bottom w:w="0" w:type="dxa"/>
-          </w:tblCellMar>
-        </w:tblPrEx>
         <w:tc>
           <w:tcPr>
             <w:tcW w:w="10080" w:type="dxa"/>
@@ -2949,12 +2826,6 @@
         <w:gridCol w:w="10080"/>
       </w:tblGrid>
       <w:tr>
-        <w:tblPrEx>
-          <w:tblCellMar>
-            <w:top w:w="0" w:type="dxa"/>
-            <w:bottom w:w="0" w:type="dxa"/>
-          </w:tblCellMar>
-        </w:tblPrEx>
         <w:tc>
           <w:tcPr>
             <w:tcW w:w="10080" w:type="dxa"/>
@@ -3069,12 +2940,6 @@
         <w:gridCol w:w="10080"/>
       </w:tblGrid>
       <w:tr>
-        <w:tblPrEx>
-          <w:tblCellMar>
-            <w:top w:w="0" w:type="dxa"/>
-            <w:bottom w:w="0" w:type="dxa"/>
-          </w:tblCellMar>
-        </w:tblPrEx>
         <w:tc>
           <w:tcPr>
             <w:tcW w:w="10080" w:type="dxa"/>
@@ -3153,12 +3018,6 @@
         <w:gridCol w:w="10080"/>
       </w:tblGrid>
       <w:tr>
-        <w:tblPrEx>
-          <w:tblCellMar>
-            <w:top w:w="0" w:type="dxa"/>
-            <w:bottom w:w="0" w:type="dxa"/>
-          </w:tblCellMar>
-        </w:tblPrEx>
         <w:tc>
           <w:tcPr>
             <w:tcW w:w="10080" w:type="dxa"/>
@@ -3301,12 +3160,6 @@
         <w:gridCol w:w="10080"/>
       </w:tblGrid>
       <w:tr>
-        <w:tblPrEx>
-          <w:tblCellMar>
-            <w:top w:w="0" w:type="dxa"/>
-            <w:bottom w:w="0" w:type="dxa"/>
-          </w:tblCellMar>
-        </w:tblPrEx>
         <w:tc>
           <w:tcPr>
             <w:tcW w:w="10080" w:type="dxa"/>
@@ -3385,12 +3238,6 @@
         <w:gridCol w:w="10080"/>
       </w:tblGrid>
       <w:tr>
-        <w:tblPrEx>
-          <w:tblCellMar>
-            <w:top w:w="0" w:type="dxa"/>
-            <w:bottom w:w="0" w:type="dxa"/>
-          </w:tblCellMar>
-        </w:tblPrEx>
         <w:tc>
           <w:tcPr>
             <w:tcW w:w="10080" w:type="dxa"/>
@@ -3469,12 +3316,6 @@
         <w:gridCol w:w="10080"/>
       </w:tblGrid>
       <w:tr>
-        <w:tblPrEx>
-          <w:tblCellMar>
-            <w:top w:w="0" w:type="dxa"/>
-            <w:bottom w:w="0" w:type="dxa"/>
-          </w:tblCellMar>
-        </w:tblPrEx>
         <w:tc>
           <w:tcPr>
             <w:tcW w:w="10080" w:type="dxa"/>
@@ -3590,12 +3431,6 @@
         <w:gridCol w:w="5040"/>
       </w:tblGrid>
       <w:tr>
-        <w:tblPrEx>
-          <w:tblCellMar>
-            <w:top w:w="0" w:type="dxa"/>
-            <w:bottom w:w="0" w:type="dxa"/>
-          </w:tblCellMar>
-        </w:tblPrEx>
         <w:tc>
           <w:tcPr>
             <w:tcW w:w="5040" w:type="dxa"/>
@@ -3684,12 +3519,6 @@
         </w:tc>
       </w:tr>
       <w:tr>
-        <w:tblPrEx>
-          <w:tblCellMar>
-            <w:top w:w="0" w:type="dxa"/>
-            <w:bottom w:w="0" w:type="dxa"/>
-          </w:tblCellMar>
-        </w:tblPrEx>
         <w:tc>
           <w:tcPr>
             <w:tcW w:w="5040" w:type="dxa"/>
@@ -3782,7 +3611,7 @@
     </w:p>
     <w:p>
       <w:pPr>
-        <w:spacing w:before="2000"/>
+        <w:spacing w:before="600"/>
       </w:pPr>
     </w:p>
     <w:p>
@@ -3821,8 +3650,6 @@
       <w:pPr>
         <w:spacing w:after="80"/>
         <w:jc w:val="center"/>
-      </w:pPr>
-      <w:r>
         <w:rPr>
           <w:i/>
           <w:iCs/>
@@ -3830,62 +3657,81 @@
           <w:sz w:val="24"/>
           <w:szCs w:val="24"/>
         </w:rPr>
-        <w:t>Secure communication. Intelligent collaboration. Zero compromise.</w:t>
-      </w:r>
-    </w:p>
-    <w:p>
-      <w:pPr>
-        <w:spacing w:before="400"/>
-      </w:pPr>
-    </w:p>
-    <w:p>
-      <w:pPr>
-        <w:pBdr>
-          <w:top w:val="dashed" w:sz="2" w:space="8" w:color="00A8A8"/>
-          <w:left w:val="dashed" w:sz="2" w:space="8" w:color="00A8A8"/>
-          <w:bottom w:val="dashed" w:sz="2" w:space="8" w:color="00A8A8"/>
-          <w:right w:val="dashed" w:sz="2" w:space="8" w:color="00A8A8"/>
-        </w:pBdr>
-        <w:spacing w:before="200" w:after="200"/>
-        <w:jc w:val="center"/>
       </w:pPr>
       <w:r>
         <w:rPr>
           <w:i/>
           <w:iCs/>
           <w:color w:val="00A8A8"/>
-          <w:sz w:val="18"/>
-          <w:szCs w:val="18"/>
-        </w:rPr>
-        <w:t xml:space="preserve">[IMAGE] Generate a minimal, elegant graphic with </w:t>
+          <w:sz w:val="24"/>
+          <w:szCs w:val="24"/>
+        </w:rPr>
+        <w:t>Secure communication. Intelligent collaboration. Zero compromise.</w:t>
       </w:r>
-      <w:proofErr w:type="spellStart"/>
+    </w:p>
+    <w:p>
+      <w:pPr>
+        <w:spacing w:after="80"/>
+        <w:jc w:val="center"/>
+      </w:pPr>
       <w:r>
         <w:rPr>
           <w:i/>
           <w:iCs/>
+          <w:noProof/>
           <w:color w:val="00A8A8"/>
           <w:sz w:val="18"/>
           <w:szCs w:val="18"/>
         </w:rPr>
-        <w:t>shield+AI</w:t>
+        <w:drawing>
+          <wp:inline distT="0" distB="0" distL="0" distR="0" wp14:anchorId="6B007340" wp14:editId="0B5249A0">
+            <wp:extent cx="6391275" cy="3190875"/>
+            <wp:effectExtent l="0" t="0" r="9525" b="9525"/>
+            <wp:docPr id="5" name="Picture 5"/>
+            <wp:cNvGraphicFramePr>
+              <a:graphicFrameLocks xmlns:a="http://schemas.openxmlformats.org/drawingml/2006/main" noChangeAspect="1"/>
+            </wp:cNvGraphicFramePr>
+            <a:graphic xmlns:a="http://schemas.openxmlformats.org/drawingml/2006/main">
+              <a:graphicData uri="http://schemas.openxmlformats.org/drawingml/2006/picture">
+                <pic:pic xmlns:pic="http://schemas.openxmlformats.org/drawingml/2006/picture">
+                  <pic:nvPicPr>
+                    <pic:cNvPr id="0" name="Picture 1"/>
+                    <pic:cNvPicPr>
+                      <a:picLocks noChangeAspect="1" noChangeArrowheads="1"/>
+                    </pic:cNvPicPr>
+                  </pic:nvPicPr>
+                  <pic:blipFill>
+                    <a:blip r:embed="rId7">
+                      <a:extLst>
+                        <a:ext uri="{28A0092B-C50C-407E-A947-70E740481C1C}">
+                          <a14:useLocalDpi xmlns:a14="http://schemas.microsoft.com/office/drawing/2010/main" val="0"/>
+                        </a:ext>
+                      </a:extLst>
+                    </a:blip>
+                    <a:srcRect/>
+                    <a:stretch>
+                      <a:fillRect/>
+                    </a:stretch>
+                  </pic:blipFill>
+                  <pic:spPr bwMode="auto">
+                    <a:xfrm>
+                      <a:off x="0" y="0"/>
+                      <a:ext cx="6391275" cy="3190875"/>
+                    </a:xfrm>
+                    <a:prstGeom prst="rect">
+                      <a:avLst/>
+                    </a:prstGeom>
+                    <a:noFill/>
+                    <a:ln>
+                      <a:noFill/>
+                    </a:ln>
+                  </pic:spPr>
+                </pic:pic>
+              </a:graphicData>
+            </a:graphic>
+          </wp:inline>
+        </w:drawing>
       </w:r>
-      <w:proofErr w:type="spellEnd"/>
-      <w:r>
-        <w:rPr>
-          <w:i/>
-          <w:iCs/>
-          <w:color w:val="00A8A8"/>
-          <w:sz w:val="18"/>
-          <w:szCs w:val="18"/>
-        </w:rPr>
-        <w:t xml:space="preserve"> icon in teal. Dark background. 600x300</w:t>
-      </w:r>
-    </w:p>
-    <w:p>
-      <w:pPr>
-        <w:spacing w:before="400"/>
-      </w:pPr>
     </w:p>
     <w:p>
       <w:pPr>
@@ -3916,15 +3762,7 @@
           <w:sz w:val="20"/>
           <w:szCs w:val="20"/>
         </w:rPr>
-        <w:t>info</w:t>
-      </w:r>
-      <w:r>
-        <w:rPr>
-          <w:color w:val="BFBFBF" w:themeColor="background1" w:themeShade="BF"/>
-          <w:sz w:val="20"/>
-          <w:szCs w:val="20"/>
-        </w:rPr>
-        <w:t>@deepvoiceai.co</w:t>
+        <w:t>info@deepvoiceai.co</w:t>
       </w:r>
     </w:p>
     <w:p>
@@ -3981,15 +3819,7 @@
           <w:sz w:val="14"/>
           <w:szCs w:val="14"/>
         </w:rPr>
-        <w:t>DVAI Connect</w:t>
-      </w:r>
-      <w:r>
-        <w:rPr>
-          <w:color w:val="BFBFBF" w:themeColor="background1" w:themeShade="BF"/>
-          <w:sz w:val="14"/>
-          <w:szCs w:val="14"/>
-        </w:rPr>
-        <w:t>, DVAI Edge, and the DVAI logo are trademarks of Deep Voice AI Limited.</w:t>
+        <w:t>DVAI Connect, DVAI Edge, and the DVAI logo are trademarks of Deep Voice AI Limited.</w:t>
       </w:r>
     </w:p>
     <w:sectPr>
@@ -4033,7 +3863,25 @@
         <w:sz w:val="16"/>
         <w:szCs w:val="16"/>
       </w:rPr>
-      <w:t xml:space="preserve">Deep Voice AI Limited  |  Page </w:t>
+      <w:t xml:space="preserve">Deep Voice AI </w:t>
+    </w:r>
+    <w:proofErr w:type="gramStart"/>
+    <w:r>
+      <w:rPr>
+        <w:color w:val="64748B"/>
+        <w:sz w:val="16"/>
+        <w:szCs w:val="16"/>
+      </w:rPr>
+      <w:t>Limited  |</w:t>
+    </w:r>
+    <w:proofErr w:type="gramEnd"/>
+    <w:r>
+      <w:rPr>
+        <w:color w:val="64748B"/>
+        <w:sz w:val="16"/>
+        <w:szCs w:val="16"/>
+      </w:rPr>
+      <w:t xml:space="preserve">  Page </w:t>
     </w:r>
     <w:r>
       <w:rPr>
@@ -4092,7 +3940,25 @@
         <w:sz w:val="16"/>
         <w:szCs w:val="16"/>
       </w:rPr>
-      <w:t xml:space="preserve">Deep Voice AI Limited  |  Page </w:t>
+      <w:t xml:space="preserve">Deep Voice AI </w:t>
+    </w:r>
+    <w:proofErr w:type="gramStart"/>
+    <w:r>
+      <w:rPr>
+        <w:color w:val="64748B"/>
+        <w:sz w:val="16"/>
+        <w:szCs w:val="16"/>
+      </w:rPr>
+      <w:t>Limited  |</w:t>
+    </w:r>
+    <w:proofErr w:type="gramEnd"/>
+    <w:r>
+      <w:rPr>
+        <w:color w:val="64748B"/>
+        <w:sz w:val="16"/>
+        <w:szCs w:val="16"/>
+      </w:rPr>
+      <w:t xml:space="preserve">  Page </w:t>
     </w:r>
     <w:r>
       <w:rPr>
@@ -4151,7 +4017,25 @@
         <w:sz w:val="16"/>
         <w:szCs w:val="16"/>
       </w:rPr>
-      <w:t xml:space="preserve">Deep Voice AI Limited  |  Page </w:t>
+      <w:t xml:space="preserve">Deep Voice AI </w:t>
+    </w:r>
+    <w:proofErr w:type="gramStart"/>
+    <w:r>
+      <w:rPr>
+        <w:color w:val="64748B"/>
+        <w:sz w:val="16"/>
+        <w:szCs w:val="16"/>
+      </w:rPr>
+      <w:t>Limited  |</w:t>
+    </w:r>
+    <w:proofErr w:type="gramEnd"/>
+    <w:r>
+      <w:rPr>
+        <w:color w:val="64748B"/>
+        <w:sz w:val="16"/>
+        <w:szCs w:val="16"/>
+      </w:rPr>
+      <w:t xml:space="preserve">  Page </w:t>
     </w:r>
     <w:r>
       <w:rPr>
@@ -4210,7 +4094,25 @@
         <w:sz w:val="16"/>
         <w:szCs w:val="16"/>
       </w:rPr>
-      <w:t xml:space="preserve">Deep Voice AI Limited  |  Page </w:t>
+      <w:t xml:space="preserve">Deep Voice AI </w:t>
+    </w:r>
+    <w:proofErr w:type="gramStart"/>
+    <w:r>
+      <w:rPr>
+        <w:color w:val="64748B"/>
+        <w:sz w:val="16"/>
+        <w:szCs w:val="16"/>
+      </w:rPr>
+      <w:t>Limited  |</w:t>
+    </w:r>
+    <w:proofErr w:type="gramEnd"/>
+    <w:r>
+      <w:rPr>
+        <w:color w:val="64748B"/>
+        <w:sz w:val="16"/>
+        <w:szCs w:val="16"/>
+      </w:rPr>
+      <w:t xml:space="preserve">  Page </w:t>
     </w:r>
     <w:r>
       <w:rPr>
@@ -4269,7 +4171,25 @@
         <w:sz w:val="16"/>
         <w:szCs w:val="16"/>
       </w:rPr>
-      <w:t xml:space="preserve">Deep Voice AI Limited  |  Page </w:t>
+      <w:t xml:space="preserve">Deep Voice AI </w:t>
+    </w:r>
+    <w:proofErr w:type="gramStart"/>
+    <w:r>
+      <w:rPr>
+        <w:color w:val="64748B"/>
+        <w:sz w:val="16"/>
+        <w:szCs w:val="16"/>
+      </w:rPr>
+      <w:t>Limited  |</w:t>
+    </w:r>
+    <w:proofErr w:type="gramEnd"/>
+    <w:r>
+      <w:rPr>
+        <w:color w:val="64748B"/>
+        <w:sz w:val="16"/>
+        <w:szCs w:val="16"/>
+      </w:rPr>
+      <w:t xml:space="preserve">  Page </w:t>
     </w:r>
     <w:r>
       <w:rPr>
@@ -4328,7 +4248,25 @@
         <w:sz w:val="16"/>
         <w:szCs w:val="16"/>
       </w:rPr>
-      <w:t xml:space="preserve">Deep Voice AI Limited  |  Page </w:t>
+      <w:t xml:space="preserve">Deep Voice AI </w:t>
+    </w:r>
+    <w:proofErr w:type="gramStart"/>
+    <w:r>
+      <w:rPr>
+        <w:color w:val="64748B"/>
+        <w:sz w:val="16"/>
+        <w:szCs w:val="16"/>
+      </w:rPr>
+      <w:t>Limited  |</w:t>
+    </w:r>
+    <w:proofErr w:type="gramEnd"/>
+    <w:r>
+      <w:rPr>
+        <w:color w:val="64748B"/>
+        <w:sz w:val="16"/>
+        <w:szCs w:val="16"/>
+      </w:rPr>
+      <w:t xml:space="preserve">  Page </w:t>
     </w:r>
     <w:r>
       <w:rPr>
@@ -4387,7 +4325,25 @@
         <w:sz w:val="16"/>
         <w:szCs w:val="16"/>
       </w:rPr>
-      <w:t xml:space="preserve">Deep Voice AI Limited  |  Page </w:t>
+      <w:t xml:space="preserve">Deep Voice AI </w:t>
+    </w:r>
+    <w:proofErr w:type="gramStart"/>
+    <w:r>
+      <w:rPr>
+        <w:color w:val="64748B"/>
+        <w:sz w:val="16"/>
+        <w:szCs w:val="16"/>
+      </w:rPr>
+      <w:t>Limited  |</w:t>
+    </w:r>
+    <w:proofErr w:type="gramEnd"/>
+    <w:r>
+      <w:rPr>
+        <w:color w:val="64748B"/>
+        <w:sz w:val="16"/>
+        <w:szCs w:val="16"/>
+      </w:rPr>
+      <w:t xml:space="preserve">  Page </w:t>
     </w:r>
     <w:r>
       <w:rPr>
@@ -4446,7 +4402,25 @@
         <w:sz w:val="16"/>
         <w:szCs w:val="16"/>
       </w:rPr>
-      <w:t xml:space="preserve">Deep Voice AI Limited  |  Page </w:t>
+      <w:t xml:space="preserve">Deep Voice AI </w:t>
+    </w:r>
+    <w:proofErr w:type="gramStart"/>
+    <w:r>
+      <w:rPr>
+        <w:color w:val="64748B"/>
+        <w:sz w:val="16"/>
+        <w:szCs w:val="16"/>
+      </w:rPr>
+      <w:t>Limited  |</w:t>
+    </w:r>
+    <w:proofErr w:type="gramEnd"/>
+    <w:r>
+      <w:rPr>
+        <w:color w:val="64748B"/>
+        <w:sz w:val="16"/>
+        <w:szCs w:val="16"/>
+      </w:rPr>
+      <w:t xml:space="preserve">  Page </w:t>
     </w:r>
     <w:r>
       <w:rPr>
